--- a/DESTINATION-NIGERIA-BRAND-KIT/09_DOCUMENT_TEMPLATES/WORKSHOP_MATERIALS/DN_Participant-Certificate_A4.docx
+++ b/DESTINATION-NIGERIA-BRAND-KIT/09_DOCUMENT_TEMPLATES/WORKSHOP_MATERIALS/DN_Participant-Certificate_A4.docx
@@ -5,7 +5,7 @@
     <w:p>
       <w:r>
         <w:drawing>
-          <wp:anchor distT="0" distB="0" distL="0" distR="0" simplePos="0" relativeHeight="251663252" behindDoc="1" locked="1" layoutInCell="1" allowOverlap="1">
+          <wp:anchor distT="0" distB="0" distL="0" distR="0" simplePos="0" relativeHeight="251663250" behindDoc="1" locked="1" layoutInCell="1" allowOverlap="1">
             <wp:simplePos x="0" y="0"/>
             <wp:positionH relativeFrom="page">
               <wp:posOffset>0</wp:posOffset>
@@ -16,7 +16,7 @@
             <wp:extent cx="10692000" cy="7560000"/>
             <wp:effectExtent l="0" t="0" r="0" b="0"/>
             <wp:wrapNone/>
-            <wp:docPr id="5013" name="Picture 1"/>
+            <wp:docPr id="5011" name="Picture 1"/>
             <wp:cNvGraphicFramePr xmlns:a="http://schemas.openxmlformats.org/drawingml/2006/main">
               <a:graphicFrameLocks noChangeAspect="1"/>
             </wp:cNvGraphicFramePr>
@@ -24,7 +24,7 @@
               <a:graphicData uri="http://schemas.openxmlformats.org/drawingml/2006/picture">
                 <pic:pic>
                   <pic:nvPicPr>
-                    <pic:cNvPr id="0" name="DN_bg_01_ivory-corporate_A4-landscape_150dpi.jpg"/>
+                    <pic:cNvPr id="0" name="certificate_bg.jpg"/>
                     <pic:cNvPicPr/>
                   </pic:nvPicPr>
                   <pic:blipFill>
@@ -46,49 +46,6 @@
           </wp:anchor>
         </w:drawing>
       </w:r>
-      <w:r>
-        <w:drawing>
-          <wp:anchor distT="0" distB="0" distL="0" distR="0" simplePos="0" relativeHeight="251663254" behindDoc="1" locked="1" layoutInCell="1" allowOverlap="1">
-            <wp:simplePos x="0" y="0"/>
-            <wp:positionH relativeFrom="page">
-              <wp:posOffset>0</wp:posOffset>
-            </wp:positionH>
-            <wp:positionV relativeFrom="page">
-              <wp:posOffset>6120000</wp:posOffset>
-            </wp:positionV>
-            <wp:extent cx="10692000" cy="1603800"/>
-            <wp:effectExtent l="0" t="0" r="0" b="0"/>
-            <wp:wrapNone/>
-            <wp:docPr id="5015" name="Picture 5014"/>
-            <wp:cNvGraphicFramePr xmlns:a="http://schemas.openxmlformats.org/drawingml/2006/main">
-              <a:graphicFrameLocks noChangeAspect="1"/>
-            </wp:cNvGraphicFramePr>
-            <a:graphic xmlns:a="http://schemas.openxmlformats.org/drawingml/2006/main" xmlns:pic="http://schemas.openxmlformats.org/drawingml/2006/picture">
-              <a:graphicData uri="http://schemas.openxmlformats.org/drawingml/2006/picture">
-                <pic:pic>
-                  <pic:nvPicPr>
-                    <pic:cNvPr id="0" name="band_gold.png"/>
-                    <pic:cNvPicPr/>
-                  </pic:nvPicPr>
-                  <pic:blipFill>
-                    <a:blip r:embed="rId10"/>
-                    <a:stretch>
-                      <a:fillRect/>
-                    </a:stretch>
-                  </pic:blipFill>
-                  <pic:spPr>
-                    <a:xfrm>
-                      <a:off x="0" y="0"/>
-                      <a:ext cx="10692000" cy="1603800"/>
-                    </a:xfrm>
-                    <a:prstGeom prst="rect"/>
-                  </pic:spPr>
-                </pic:pic>
-              </a:graphicData>
-            </a:graphic>
-          </wp:anchor>
-        </w:drawing>
-      </w:r>
     </w:p>
     <w:p>
       <w:pPr>
@@ -98,7 +55,7 @@
         <w:drawing>
           <wp:inline xmlns:a="http://schemas.openxmlformats.org/drawingml/2006/main" xmlns:pic="http://schemas.openxmlformats.org/drawingml/2006/picture">
             <wp:extent cx="2304000" cy="905472"/>
-            <wp:docPr id="5016" name="Picture 5016"/>
+            <wp:docPr id="5012" name="Picture 5012"/>
             <wp:cNvGraphicFramePr>
               <a:graphicFrameLocks noChangeAspect="1"/>
             </wp:cNvGraphicFramePr>
@@ -110,7 +67,7 @@
                     <pic:cNvPicPr/>
                   </pic:nvPicPr>
                   <pic:blipFill>
-                    <a:blip r:embed="rId11"/>
+                    <a:blip r:embed="rId10"/>
                     <a:stretch>
                       <a:fillRect/>
                     </a:stretch>
@@ -569,7 +526,7 @@
   <w:docDefaults>
     <w:rPrDefault>
       <w:rPr>
-        <w:rFonts w:asciiTheme="minorHAnsi" w:eastAsiaTheme="minorEastAsia" w:hAnsiTheme="minorHAnsi" w:cstheme="minorBidi"/>
+        <w:rFonts w:ascii="Public Sans" w:hAnsi="Public Sans" w:cs="Public Sans" w:eastAsia="Public Sans"/>
         <w:sz w:val="22"/>
         <w:szCs w:val="22"/>
         <w:lang w:val="en-US" w:eastAsia="en-US" w:bidi="ar-SA"/>
@@ -729,7 +686,7 @@
       <w:spacing w:before="0" w:after="120" w:line="317" w:lineRule="auto"/>
     </w:pPr>
     <w:rPr>
-      <w:rFonts w:ascii="Inter" w:hAnsi="Inter" w:cs="Inter" w:eastAsia="Inter"/>
+      <w:rFonts w:ascii="Public Sans" w:hAnsi="Public Sans" w:cs="Public Sans" w:eastAsia="Public Sans"/>
       <w:b w:val="0"/>
       <w:i w:val="0"/>
       <w:color w:val="1B201E"/>
@@ -791,16 +748,16 @@
     <w:pPr>
       <w:keepNext/>
       <w:keepLines/>
-      <w:spacing w:before="360" w:after="120" w:line="264" w:lineRule="auto"/>
+      <w:spacing w:before="440" w:after="160" w:line="259" w:lineRule="auto"/>
       <w:outlineLvl w:val="0"/>
     </w:pPr>
     <w:rPr>
-      <w:rFonts w:asciiTheme="majorHAnsi" w:eastAsiaTheme="majorEastAsia" w:hAnsiTheme="majorHAnsi" w:cstheme="majorBidi" w:ascii="Playfair Display" w:hAnsi="Playfair Display" w:cs="Playfair Display" w:eastAsia="Playfair Display"/>
+      <w:rFonts w:ascii="Newsreader Display" w:hAnsi="Newsreader Display" w:cs="Newsreader Display" w:eastAsia="Newsreader Display"/>
       <w:b w:val="0"/>
       <w:bCs/>
       <w:i w:val="0"/>
       <w:color w:val="103428"/>
-      <w:sz w:val="40"/>
+      <w:sz w:val="44"/>
       <w:szCs w:val="28"/>
     </w:rPr>
   </w:style>
@@ -820,12 +777,12 @@
       <w:outlineLvl w:val="1"/>
     </w:pPr>
     <w:rPr>
-      <w:rFonts w:asciiTheme="majorHAnsi" w:eastAsiaTheme="majorEastAsia" w:hAnsiTheme="majorHAnsi" w:cstheme="majorBidi" w:ascii="Inter" w:hAnsi="Inter" w:cs="Inter" w:eastAsia="Inter"/>
-      <w:b/>
+      <w:rFonts w:ascii="Newsreader Display" w:hAnsi="Newsreader Display" w:cs="Newsreader Display" w:eastAsia="Newsreader Display"/>
+      <w:b w:val="0"/>
       <w:bCs/>
       <w:i w:val="0"/>
       <w:color w:val="103428"/>
-      <w:sz w:val="25"/>
+      <w:sz w:val="28"/>
       <w:szCs w:val="26"/>
     </w:rPr>
   </w:style>
@@ -845,12 +802,12 @@
       <w:outlineLvl w:val="2"/>
     </w:pPr>
     <w:rPr>
-      <w:rFonts w:asciiTheme="majorHAnsi" w:eastAsiaTheme="majorEastAsia" w:hAnsiTheme="majorHAnsi" w:cstheme="majorBidi" w:ascii="Inter" w:hAnsi="Inter" w:cs="Inter" w:eastAsia="Inter"/>
+      <w:rFonts w:ascii="Public Sans" w:hAnsi="Public Sans" w:cs="Public Sans" w:eastAsia="Public Sans"/>
       <w:b/>
       <w:bCs/>
       <w:i w:val="0"/>
-      <w:color w:val="2C5040"/>
-      <w:sz w:val="20"/>
+      <w:color w:val="103428"/>
+      <w:sz w:val="19"/>
     </w:rPr>
   </w:style>
   <w:style w:type="paragraph" w:styleId="Heading4">
@@ -870,7 +827,7 @@
       <w:outlineLvl w:val="3"/>
     </w:pPr>
     <w:rPr>
-      <w:rFonts w:asciiTheme="majorHAnsi" w:eastAsiaTheme="majorEastAsia" w:hAnsiTheme="majorHAnsi" w:cstheme="majorBidi"/>
+      <w:rFonts w:ascii="Newsreader Display" w:hAnsi="Newsreader Display" w:cs="Newsreader Display"/>
       <w:b/>
       <w:bCs/>
       <w:i/>
@@ -895,7 +852,7 @@
       <w:outlineLvl w:val="4"/>
     </w:pPr>
     <w:rPr>
-      <w:rFonts w:asciiTheme="majorHAnsi" w:eastAsiaTheme="majorEastAsia" w:hAnsiTheme="majorHAnsi" w:cstheme="majorBidi"/>
+      <w:rFonts w:ascii="Newsreader Display" w:hAnsi="Newsreader Display" w:cs="Newsreader Display"/>
       <w:color w:val="243F60" w:themeColor="accent1" w:themeShade="7F"/>
     </w:rPr>
   </w:style>
@@ -916,7 +873,7 @@
       <w:outlineLvl w:val="5"/>
     </w:pPr>
     <w:rPr>
-      <w:rFonts w:asciiTheme="majorHAnsi" w:eastAsiaTheme="majorEastAsia" w:hAnsiTheme="majorHAnsi" w:cstheme="majorBidi"/>
+      <w:rFonts w:ascii="Newsreader Display" w:hAnsi="Newsreader Display" w:cs="Newsreader Display"/>
       <w:i/>
       <w:iCs/>
       <w:color w:val="243F60" w:themeColor="accent1" w:themeShade="7F"/>
@@ -939,7 +896,7 @@
       <w:outlineLvl w:val="6"/>
     </w:pPr>
     <w:rPr>
-      <w:rFonts w:asciiTheme="majorHAnsi" w:eastAsiaTheme="majorEastAsia" w:hAnsiTheme="majorHAnsi" w:cstheme="majorBidi"/>
+      <w:rFonts w:ascii="Newsreader Display" w:hAnsi="Newsreader Display" w:cs="Newsreader Display"/>
       <w:i/>
       <w:iCs/>
       <w:color w:val="404040" w:themeColor="text1" w:themeTint="BF"/>
@@ -962,7 +919,7 @@
       <w:outlineLvl w:val="7"/>
     </w:pPr>
     <w:rPr>
-      <w:rFonts w:asciiTheme="majorHAnsi" w:eastAsiaTheme="majorEastAsia" w:hAnsiTheme="majorHAnsi" w:cstheme="majorBidi"/>
+      <w:rFonts w:ascii="Newsreader Display" w:hAnsi="Newsreader Display" w:cs="Newsreader Display"/>
       <w:color w:val="4F81BD" w:themeColor="accent1"/>
       <w:sz w:val="20"/>
       <w:szCs w:val="20"/>
@@ -985,7 +942,7 @@
       <w:outlineLvl w:val="8"/>
     </w:pPr>
     <w:rPr>
-      <w:rFonts w:asciiTheme="majorHAnsi" w:eastAsiaTheme="majorEastAsia" w:hAnsiTheme="majorHAnsi" w:cstheme="majorBidi"/>
+      <w:rFonts w:ascii="Newsreader Display" w:hAnsi="Newsreader Display" w:cs="Newsreader Display"/>
       <w:i/>
       <w:iCs/>
       <w:color w:val="404040" w:themeColor="text1" w:themeTint="BF"/>
@@ -1036,7 +993,7 @@
     <w:uiPriority w:val="9"/>
     <w:rsid w:val="00FC693F"/>
     <w:rPr>
-      <w:rFonts w:asciiTheme="majorHAnsi" w:eastAsiaTheme="majorEastAsia" w:hAnsiTheme="majorHAnsi" w:cstheme="majorBidi"/>
+      <w:rFonts w:ascii="Newsreader Display" w:hAnsi="Newsreader Display" w:cs="Newsreader Display"/>
       <w:b/>
       <w:bCs/>
       <w:color w:val="365F91" w:themeColor="accent1" w:themeShade="BF"/>
@@ -1051,7 +1008,7 @@
     <w:uiPriority w:val="9"/>
     <w:rsid w:val="00FC693F"/>
     <w:rPr>
-      <w:rFonts w:asciiTheme="majorHAnsi" w:eastAsiaTheme="majorEastAsia" w:hAnsiTheme="majorHAnsi" w:cstheme="majorBidi"/>
+      <w:rFonts w:ascii="Newsreader Display" w:hAnsi="Newsreader Display" w:cs="Newsreader Display"/>
       <w:b/>
       <w:bCs/>
       <w:color w:val="4F81BD" w:themeColor="accent1"/>
@@ -1066,7 +1023,7 @@
     <w:uiPriority w:val="9"/>
     <w:rsid w:val="00FC693F"/>
     <w:rPr>
-      <w:rFonts w:asciiTheme="majorHAnsi" w:eastAsiaTheme="majorEastAsia" w:hAnsiTheme="majorHAnsi" w:cstheme="majorBidi"/>
+      <w:rFonts w:ascii="Newsreader Display" w:hAnsi="Newsreader Display" w:cs="Newsreader Display"/>
       <w:b/>
       <w:bCs/>
       <w:color w:val="4F81BD" w:themeColor="accent1"/>
@@ -1081,17 +1038,17 @@
     <w:qFormat/>
     <w:rsid w:val="00FC693F"/>
     <w:pPr>
-      <w:spacing w:after="160" w:line="252" w:lineRule="auto" w:before="0"/>
+      <w:spacing w:after="200" w:line="245" w:lineRule="auto" w:before="0"/>
       <w:contextualSpacing/>
     </w:pPr>
     <w:rPr>
-      <w:rFonts w:asciiTheme="majorHAnsi" w:eastAsiaTheme="majorEastAsia" w:hAnsiTheme="majorHAnsi" w:cstheme="majorBidi" w:ascii="Playfair Display" w:hAnsi="Playfair Display" w:cs="Playfair Display" w:eastAsia="Playfair Display"/>
+      <w:rFonts w:ascii="Newsreader Display" w:hAnsi="Newsreader Display" w:cs="Newsreader Display" w:eastAsia="Newsreader Display"/>
       <w:b w:val="0"/>
       <w:i w:val="0"/>
       <w:color w:val="103428"/>
       <w:spacing w:val="5"/>
       <w:kern w:val="28"/>
-      <w:sz w:val="60"/>
+      <w:sz w:val="64"/>
       <w:szCs w:val="52"/>
     </w:rPr>
   </w:style>
@@ -1102,7 +1059,7 @@
     <w:uiPriority w:val="10"/>
     <w:rsid w:val="00FC693F"/>
     <w:rPr>
-      <w:rFonts w:asciiTheme="majorHAnsi" w:eastAsiaTheme="majorEastAsia" w:hAnsiTheme="majorHAnsi" w:cstheme="majorBidi"/>
+      <w:rFonts w:ascii="Newsreader Display" w:hAnsi="Newsreader Display" w:cs="Newsreader Display"/>
       <w:color w:val="17365D" w:themeColor="text2" w:themeShade="BF"/>
       <w:spacing w:val="5"/>
       <w:kern w:val="28"/>
@@ -1125,13 +1082,13 @@
       <w:spacing w:before="0" w:after="240" w:line="312" w:lineRule="auto"/>
     </w:pPr>
     <w:rPr>
-      <w:rFonts w:asciiTheme="majorHAnsi" w:eastAsiaTheme="majorEastAsia" w:hAnsiTheme="majorHAnsi" w:cstheme="majorBidi" w:ascii="Source Serif 4" w:hAnsi="Source Serif 4" w:cs="Source Serif 4" w:eastAsia="Source Serif 4"/>
+      <w:rFonts w:ascii="Newsreader Text" w:hAnsi="Newsreader Text" w:cs="Newsreader Text" w:eastAsia="Newsreader Text"/>
       <w:b w:val="0"/>
       <w:i w:val="0"/>
       <w:iCs/>
-      <w:color w:val="2C5040"/>
+      <w:color w:val="5F6662"/>
       <w:spacing w:val="15"/>
-      <w:sz w:val="28"/>
+      <w:sz w:val="26"/>
       <w:szCs w:val="24"/>
     </w:rPr>
   </w:style>
@@ -1142,7 +1099,7 @@
     <w:uiPriority w:val="11"/>
     <w:rsid w:val="00FC693F"/>
     <w:rPr>
-      <w:rFonts w:asciiTheme="majorHAnsi" w:eastAsiaTheme="majorEastAsia" w:hAnsiTheme="majorHAnsi" w:cstheme="majorBidi"/>
+      <w:rFonts w:ascii="Newsreader Display" w:hAnsi="Newsreader Display" w:cs="Newsreader Display"/>
       <w:i/>
       <w:iCs/>
       <w:color w:val="4F81BD" w:themeColor="accent1"/>
@@ -1271,7 +1228,7 @@
       <w:contextualSpacing/>
     </w:pPr>
     <w:rPr>
-      <w:rFonts w:ascii="Inter" w:hAnsi="Inter" w:cs="Inter" w:eastAsia="Inter"/>
+      <w:rFonts w:ascii="Public Sans" w:hAnsi="Public Sans" w:cs="Public Sans" w:eastAsia="Public Sans"/>
       <w:b w:val="0"/>
       <w:i w:val="0"/>
       <w:color w:val="1B201E"/>
@@ -1318,7 +1275,7 @@
       <w:contextualSpacing/>
     </w:pPr>
     <w:rPr>
-      <w:rFonts w:ascii="Inter" w:hAnsi="Inter" w:cs="Inter" w:eastAsia="Inter"/>
+      <w:rFonts w:ascii="Public Sans" w:hAnsi="Public Sans" w:cs="Public Sans" w:eastAsia="Public Sans"/>
       <w:b w:val="0"/>
       <w:i w:val="0"/>
       <w:color w:val="1B201E"/>
@@ -1434,12 +1391,12 @@
       <w:spacing w:before="240" w:after="240" w:line="324" w:lineRule="auto"/>
     </w:pPr>
     <w:rPr>
-      <w:rFonts w:ascii="Source Serif 4" w:hAnsi="Source Serif 4" w:cs="Source Serif 4" w:eastAsia="Source Serif 4"/>
+      <w:rFonts w:ascii="Newsreader Display" w:hAnsi="Newsreader Display" w:cs="Newsreader Display" w:eastAsia="Newsreader Display"/>
       <w:b w:val="0"/>
       <w:i/>
       <w:iCs/>
       <w:color w:val="103428"/>
-      <w:sz w:val="28"/>
+      <w:sz w:val="32"/>
     </w:rPr>
   </w:style>
   <w:style w:type="character" w:customStyle="1" w:styleId="QuoteChar">
@@ -1462,7 +1419,7 @@
     <w:semiHidden/>
     <w:rsid w:val="00FC693F"/>
     <w:rPr>
-      <w:rFonts w:asciiTheme="majorHAnsi" w:eastAsiaTheme="majorEastAsia" w:hAnsiTheme="majorHAnsi" w:cstheme="majorBidi"/>
+      <w:rFonts w:ascii="Newsreader Display" w:hAnsi="Newsreader Display" w:cs="Newsreader Display"/>
       <w:b/>
       <w:bCs/>
       <w:i/>
@@ -1478,7 +1435,7 @@
     <w:semiHidden/>
     <w:rsid w:val="00FC693F"/>
     <w:rPr>
-      <w:rFonts w:asciiTheme="majorHAnsi" w:eastAsiaTheme="majorEastAsia" w:hAnsiTheme="majorHAnsi" w:cstheme="majorBidi"/>
+      <w:rFonts w:ascii="Newsreader Display" w:hAnsi="Newsreader Display" w:cs="Newsreader Display"/>
       <w:color w:val="243F60" w:themeColor="accent1" w:themeShade="7F"/>
     </w:rPr>
   </w:style>
@@ -1490,7 +1447,7 @@
     <w:semiHidden/>
     <w:rsid w:val="00FC693F"/>
     <w:rPr>
-      <w:rFonts w:asciiTheme="majorHAnsi" w:eastAsiaTheme="majorEastAsia" w:hAnsiTheme="majorHAnsi" w:cstheme="majorBidi"/>
+      <w:rFonts w:ascii="Newsreader Display" w:hAnsi="Newsreader Display" w:cs="Newsreader Display"/>
       <w:i/>
       <w:iCs/>
       <w:color w:val="243F60" w:themeColor="accent1" w:themeShade="7F"/>
@@ -1504,7 +1461,7 @@
     <w:semiHidden/>
     <w:rsid w:val="00FC693F"/>
     <w:rPr>
-      <w:rFonts w:asciiTheme="majorHAnsi" w:eastAsiaTheme="majorEastAsia" w:hAnsiTheme="majorHAnsi" w:cstheme="majorBidi"/>
+      <w:rFonts w:ascii="Newsreader Display" w:hAnsi="Newsreader Display" w:cs="Newsreader Display"/>
       <w:i/>
       <w:iCs/>
       <w:color w:val="404040" w:themeColor="text1" w:themeTint="BF"/>
@@ -1518,7 +1475,7 @@
     <w:semiHidden/>
     <w:rsid w:val="00FC693F"/>
     <w:rPr>
-      <w:rFonts w:asciiTheme="majorHAnsi" w:eastAsiaTheme="majorEastAsia" w:hAnsiTheme="majorHAnsi" w:cstheme="majorBidi"/>
+      <w:rFonts w:ascii="Newsreader Display" w:hAnsi="Newsreader Display" w:cs="Newsreader Display"/>
       <w:color w:val="4F81BD" w:themeColor="accent1"/>
       <w:sz w:val="20"/>
       <w:szCs w:val="20"/>
@@ -1532,7 +1489,7 @@
     <w:semiHidden/>
     <w:rsid w:val="00FC693F"/>
     <w:rPr>
-      <w:rFonts w:asciiTheme="majorHAnsi" w:eastAsiaTheme="majorEastAsia" w:hAnsiTheme="majorHAnsi" w:cstheme="majorBidi"/>
+      <w:rFonts w:ascii="Newsreader Display" w:hAnsi="Newsreader Display" w:cs="Newsreader Display"/>
       <w:i/>
       <w:iCs/>
       <w:color w:val="404040" w:themeColor="text1" w:themeTint="BF"/>
@@ -1553,7 +1510,7 @@
       <w:spacing w:line="300" w:lineRule="auto" w:before="60" w:after="200"/>
     </w:pPr>
     <w:rPr>
-      <w:rFonts w:ascii="Inter" w:hAnsi="Inter" w:cs="Inter" w:eastAsia="Inter"/>
+      <w:rFonts w:ascii="Public Sans" w:hAnsi="Public Sans" w:cs="Public Sans" w:eastAsia="Public Sans"/>
       <w:b w:val="0"/>
       <w:bCs/>
       <w:i w:val="0"/>
@@ -3123,7 +3080,7 @@
         <w:spacing w:before="0" w:after="0" w:line="240" w:lineRule="auto"/>
       </w:pPr>
       <w:rPr>
-        <w:rFonts w:asciiTheme="majorHAnsi" w:eastAsiaTheme="majorEastAsia" w:hAnsiTheme="majorHAnsi" w:cstheme="majorBidi"/>
+        <w:rFonts w:ascii="Newsreader Display" w:hAnsi="Newsreader Display" w:cs="Newsreader Display"/>
         <w:b/>
         <w:bCs/>
       </w:rPr>
@@ -3144,7 +3101,7 @@
         <w:spacing w:before="0" w:after="0" w:line="240" w:lineRule="auto"/>
       </w:pPr>
       <w:rPr>
-        <w:rFonts w:asciiTheme="majorHAnsi" w:eastAsiaTheme="majorEastAsia" w:hAnsiTheme="majorHAnsi" w:cstheme="majorBidi"/>
+        <w:rFonts w:ascii="Newsreader Display" w:hAnsi="Newsreader Display" w:cs="Newsreader Display"/>
         <w:b/>
         <w:bCs/>
       </w:rPr>
@@ -3162,14 +3119,14 @@
     </w:tblStylePr>
     <w:tblStylePr w:type="firstCol">
       <w:rPr>
-        <w:rFonts w:asciiTheme="majorHAnsi" w:eastAsiaTheme="majorEastAsia" w:hAnsiTheme="majorHAnsi" w:cstheme="majorBidi"/>
+        <w:rFonts w:ascii="Newsreader Display" w:hAnsi="Newsreader Display" w:cs="Newsreader Display"/>
         <w:b/>
         <w:bCs/>
       </w:rPr>
     </w:tblStylePr>
     <w:tblStylePr w:type="lastCol">
       <w:rPr>
-        <w:rFonts w:asciiTheme="majorHAnsi" w:eastAsiaTheme="majorEastAsia" w:hAnsiTheme="majorHAnsi" w:cstheme="majorBidi"/>
+        <w:rFonts w:ascii="Newsreader Display" w:hAnsi="Newsreader Display" w:cs="Newsreader Display"/>
         <w:b/>
         <w:bCs/>
       </w:rPr>
@@ -3253,7 +3210,7 @@
         <w:spacing w:before="0" w:after="0" w:line="240" w:lineRule="auto"/>
       </w:pPr>
       <w:rPr>
-        <w:rFonts w:asciiTheme="majorHAnsi" w:eastAsiaTheme="majorEastAsia" w:hAnsiTheme="majorHAnsi" w:cstheme="majorBidi"/>
+        <w:rFonts w:ascii="Newsreader Display" w:hAnsi="Newsreader Display" w:cs="Newsreader Display"/>
         <w:b/>
         <w:bCs/>
       </w:rPr>
@@ -3274,7 +3231,7 @@
         <w:spacing w:before="0" w:after="0" w:line="240" w:lineRule="auto"/>
       </w:pPr>
       <w:rPr>
-        <w:rFonts w:asciiTheme="majorHAnsi" w:eastAsiaTheme="majorEastAsia" w:hAnsiTheme="majorHAnsi" w:cstheme="majorBidi"/>
+        <w:rFonts w:ascii="Newsreader Display" w:hAnsi="Newsreader Display" w:cs="Newsreader Display"/>
         <w:b/>
         <w:bCs/>
       </w:rPr>
@@ -3292,14 +3249,14 @@
     </w:tblStylePr>
     <w:tblStylePr w:type="firstCol">
       <w:rPr>
-        <w:rFonts w:asciiTheme="majorHAnsi" w:eastAsiaTheme="majorEastAsia" w:hAnsiTheme="majorHAnsi" w:cstheme="majorBidi"/>
+        <w:rFonts w:ascii="Newsreader Display" w:hAnsi="Newsreader Display" w:cs="Newsreader Display"/>
         <w:b/>
         <w:bCs/>
       </w:rPr>
     </w:tblStylePr>
     <w:tblStylePr w:type="lastCol">
       <w:rPr>
-        <w:rFonts w:asciiTheme="majorHAnsi" w:eastAsiaTheme="majorEastAsia" w:hAnsiTheme="majorHAnsi" w:cstheme="majorBidi"/>
+        <w:rFonts w:ascii="Newsreader Display" w:hAnsi="Newsreader Display" w:cs="Newsreader Display"/>
         <w:b/>
         <w:bCs/>
       </w:rPr>
@@ -3383,7 +3340,7 @@
         <w:spacing w:before="0" w:after="0" w:line="240" w:lineRule="auto"/>
       </w:pPr>
       <w:rPr>
-        <w:rFonts w:asciiTheme="majorHAnsi" w:eastAsiaTheme="majorEastAsia" w:hAnsiTheme="majorHAnsi" w:cstheme="majorBidi"/>
+        <w:rFonts w:ascii="Newsreader Display" w:hAnsi="Newsreader Display" w:cs="Newsreader Display"/>
         <w:b/>
         <w:bCs/>
       </w:rPr>
@@ -3404,7 +3361,7 @@
         <w:spacing w:before="0" w:after="0" w:line="240" w:lineRule="auto"/>
       </w:pPr>
       <w:rPr>
-        <w:rFonts w:asciiTheme="majorHAnsi" w:eastAsiaTheme="majorEastAsia" w:hAnsiTheme="majorHAnsi" w:cstheme="majorBidi"/>
+        <w:rFonts w:ascii="Newsreader Display" w:hAnsi="Newsreader Display" w:cs="Newsreader Display"/>
         <w:b/>
         <w:bCs/>
       </w:rPr>
@@ -3422,14 +3379,14 @@
     </w:tblStylePr>
     <w:tblStylePr w:type="firstCol">
       <w:rPr>
-        <w:rFonts w:asciiTheme="majorHAnsi" w:eastAsiaTheme="majorEastAsia" w:hAnsiTheme="majorHAnsi" w:cstheme="majorBidi"/>
+        <w:rFonts w:ascii="Newsreader Display" w:hAnsi="Newsreader Display" w:cs="Newsreader Display"/>
         <w:b/>
         <w:bCs/>
       </w:rPr>
     </w:tblStylePr>
     <w:tblStylePr w:type="lastCol">
       <w:rPr>
-        <w:rFonts w:asciiTheme="majorHAnsi" w:eastAsiaTheme="majorEastAsia" w:hAnsiTheme="majorHAnsi" w:cstheme="majorBidi"/>
+        <w:rFonts w:ascii="Newsreader Display" w:hAnsi="Newsreader Display" w:cs="Newsreader Display"/>
         <w:b/>
         <w:bCs/>
       </w:rPr>
@@ -3513,7 +3470,7 @@
         <w:spacing w:before="0" w:after="0" w:line="240" w:lineRule="auto"/>
       </w:pPr>
       <w:rPr>
-        <w:rFonts w:asciiTheme="majorHAnsi" w:eastAsiaTheme="majorEastAsia" w:hAnsiTheme="majorHAnsi" w:cstheme="majorBidi"/>
+        <w:rFonts w:ascii="Newsreader Display" w:hAnsi="Newsreader Display" w:cs="Newsreader Display"/>
         <w:b/>
         <w:bCs/>
       </w:rPr>
@@ -3534,7 +3491,7 @@
         <w:spacing w:before="0" w:after="0" w:line="240" w:lineRule="auto"/>
       </w:pPr>
       <w:rPr>
-        <w:rFonts w:asciiTheme="majorHAnsi" w:eastAsiaTheme="majorEastAsia" w:hAnsiTheme="majorHAnsi" w:cstheme="majorBidi"/>
+        <w:rFonts w:ascii="Newsreader Display" w:hAnsi="Newsreader Display" w:cs="Newsreader Display"/>
         <w:b/>
         <w:bCs/>
       </w:rPr>
@@ -3552,14 +3509,14 @@
     </w:tblStylePr>
     <w:tblStylePr w:type="firstCol">
       <w:rPr>
-        <w:rFonts w:asciiTheme="majorHAnsi" w:eastAsiaTheme="majorEastAsia" w:hAnsiTheme="majorHAnsi" w:cstheme="majorBidi"/>
+        <w:rFonts w:ascii="Newsreader Display" w:hAnsi="Newsreader Display" w:cs="Newsreader Display"/>
         <w:b/>
         <w:bCs/>
       </w:rPr>
     </w:tblStylePr>
     <w:tblStylePr w:type="lastCol">
       <w:rPr>
-        <w:rFonts w:asciiTheme="majorHAnsi" w:eastAsiaTheme="majorEastAsia" w:hAnsiTheme="majorHAnsi" w:cstheme="majorBidi"/>
+        <w:rFonts w:ascii="Newsreader Display" w:hAnsi="Newsreader Display" w:cs="Newsreader Display"/>
         <w:b/>
         <w:bCs/>
       </w:rPr>
@@ -3643,7 +3600,7 @@
         <w:spacing w:before="0" w:after="0" w:line="240" w:lineRule="auto"/>
       </w:pPr>
       <w:rPr>
-        <w:rFonts w:asciiTheme="majorHAnsi" w:eastAsiaTheme="majorEastAsia" w:hAnsiTheme="majorHAnsi" w:cstheme="majorBidi"/>
+        <w:rFonts w:ascii="Newsreader Display" w:hAnsi="Newsreader Display" w:cs="Newsreader Display"/>
         <w:b/>
         <w:bCs/>
       </w:rPr>
@@ -3664,7 +3621,7 @@
         <w:spacing w:before="0" w:after="0" w:line="240" w:lineRule="auto"/>
       </w:pPr>
       <w:rPr>
-        <w:rFonts w:asciiTheme="majorHAnsi" w:eastAsiaTheme="majorEastAsia" w:hAnsiTheme="majorHAnsi" w:cstheme="majorBidi"/>
+        <w:rFonts w:ascii="Newsreader Display" w:hAnsi="Newsreader Display" w:cs="Newsreader Display"/>
         <w:b/>
         <w:bCs/>
       </w:rPr>
@@ -3682,14 +3639,14 @@
     </w:tblStylePr>
     <w:tblStylePr w:type="firstCol">
       <w:rPr>
-        <w:rFonts w:asciiTheme="majorHAnsi" w:eastAsiaTheme="majorEastAsia" w:hAnsiTheme="majorHAnsi" w:cstheme="majorBidi"/>
+        <w:rFonts w:ascii="Newsreader Display" w:hAnsi="Newsreader Display" w:cs="Newsreader Display"/>
         <w:b/>
         <w:bCs/>
       </w:rPr>
     </w:tblStylePr>
     <w:tblStylePr w:type="lastCol">
       <w:rPr>
-        <w:rFonts w:asciiTheme="majorHAnsi" w:eastAsiaTheme="majorEastAsia" w:hAnsiTheme="majorHAnsi" w:cstheme="majorBidi"/>
+        <w:rFonts w:ascii="Newsreader Display" w:hAnsi="Newsreader Display" w:cs="Newsreader Display"/>
         <w:b/>
         <w:bCs/>
       </w:rPr>
@@ -3773,7 +3730,7 @@
         <w:spacing w:before="0" w:after="0" w:line="240" w:lineRule="auto"/>
       </w:pPr>
       <w:rPr>
-        <w:rFonts w:asciiTheme="majorHAnsi" w:eastAsiaTheme="majorEastAsia" w:hAnsiTheme="majorHAnsi" w:cstheme="majorBidi"/>
+        <w:rFonts w:ascii="Newsreader Display" w:hAnsi="Newsreader Display" w:cs="Newsreader Display"/>
         <w:b/>
         <w:bCs/>
       </w:rPr>
@@ -3794,7 +3751,7 @@
         <w:spacing w:before="0" w:after="0" w:line="240" w:lineRule="auto"/>
       </w:pPr>
       <w:rPr>
-        <w:rFonts w:asciiTheme="majorHAnsi" w:eastAsiaTheme="majorEastAsia" w:hAnsiTheme="majorHAnsi" w:cstheme="majorBidi"/>
+        <w:rFonts w:ascii="Newsreader Display" w:hAnsi="Newsreader Display" w:cs="Newsreader Display"/>
         <w:b/>
         <w:bCs/>
       </w:rPr>
@@ -3812,14 +3769,14 @@
     </w:tblStylePr>
     <w:tblStylePr w:type="firstCol">
       <w:rPr>
-        <w:rFonts w:asciiTheme="majorHAnsi" w:eastAsiaTheme="majorEastAsia" w:hAnsiTheme="majorHAnsi" w:cstheme="majorBidi"/>
+        <w:rFonts w:ascii="Newsreader Display" w:hAnsi="Newsreader Display" w:cs="Newsreader Display"/>
         <w:b/>
         <w:bCs/>
       </w:rPr>
     </w:tblStylePr>
     <w:tblStylePr w:type="lastCol">
       <w:rPr>
-        <w:rFonts w:asciiTheme="majorHAnsi" w:eastAsiaTheme="majorEastAsia" w:hAnsiTheme="majorHAnsi" w:cstheme="majorBidi"/>
+        <w:rFonts w:ascii="Newsreader Display" w:hAnsi="Newsreader Display" w:cs="Newsreader Display"/>
         <w:b/>
         <w:bCs/>
       </w:rPr>
@@ -3903,7 +3860,7 @@
         <w:spacing w:before="0" w:after="0" w:line="240" w:lineRule="auto"/>
       </w:pPr>
       <w:rPr>
-        <w:rFonts w:asciiTheme="majorHAnsi" w:eastAsiaTheme="majorEastAsia" w:hAnsiTheme="majorHAnsi" w:cstheme="majorBidi"/>
+        <w:rFonts w:ascii="Newsreader Display" w:hAnsi="Newsreader Display" w:cs="Newsreader Display"/>
         <w:b/>
         <w:bCs/>
       </w:rPr>
@@ -3924,7 +3881,7 @@
         <w:spacing w:before="0" w:after="0" w:line="240" w:lineRule="auto"/>
       </w:pPr>
       <w:rPr>
-        <w:rFonts w:asciiTheme="majorHAnsi" w:eastAsiaTheme="majorEastAsia" w:hAnsiTheme="majorHAnsi" w:cstheme="majorBidi"/>
+        <w:rFonts w:ascii="Newsreader Display" w:hAnsi="Newsreader Display" w:cs="Newsreader Display"/>
         <w:b/>
         <w:bCs/>
       </w:rPr>
@@ -3942,14 +3899,14 @@
     </w:tblStylePr>
     <w:tblStylePr w:type="firstCol">
       <w:rPr>
-        <w:rFonts w:asciiTheme="majorHAnsi" w:eastAsiaTheme="majorEastAsia" w:hAnsiTheme="majorHAnsi" w:cstheme="majorBidi"/>
+        <w:rFonts w:ascii="Newsreader Display" w:hAnsi="Newsreader Display" w:cs="Newsreader Display"/>
         <w:b/>
         <w:bCs/>
       </w:rPr>
     </w:tblStylePr>
     <w:tblStylePr w:type="lastCol">
       <w:rPr>
-        <w:rFonts w:asciiTheme="majorHAnsi" w:eastAsiaTheme="majorEastAsia" w:hAnsiTheme="majorHAnsi" w:cstheme="majorBidi"/>
+        <w:rFonts w:ascii="Newsreader Display" w:hAnsi="Newsreader Display" w:cs="Newsreader Display"/>
         <w:b/>
         <w:bCs/>
       </w:rPr>
@@ -5814,7 +5771,7 @@
     </w:tblPr>
     <w:tblStylePr w:type="firstRow">
       <w:rPr>
-        <w:rFonts w:asciiTheme="majorHAnsi" w:eastAsiaTheme="majorEastAsia" w:hAnsiTheme="majorHAnsi" w:cstheme="majorBidi"/>
+        <w:rFonts w:ascii="Newsreader Display" w:hAnsi="Newsreader Display" w:cs="Newsreader Display"/>
       </w:rPr>
       <w:tblPr/>
       <w:tcPr>
@@ -5898,7 +5855,7 @@
     </w:tblPr>
     <w:tblStylePr w:type="firstRow">
       <w:rPr>
-        <w:rFonts w:asciiTheme="majorHAnsi" w:eastAsiaTheme="majorEastAsia" w:hAnsiTheme="majorHAnsi" w:cstheme="majorBidi"/>
+        <w:rFonts w:ascii="Newsreader Display" w:hAnsi="Newsreader Display" w:cs="Newsreader Display"/>
       </w:rPr>
       <w:tblPr/>
       <w:tcPr>
@@ -5982,7 +5939,7 @@
     </w:tblPr>
     <w:tblStylePr w:type="firstRow">
       <w:rPr>
-        <w:rFonts w:asciiTheme="majorHAnsi" w:eastAsiaTheme="majorEastAsia" w:hAnsiTheme="majorHAnsi" w:cstheme="majorBidi"/>
+        <w:rFonts w:ascii="Newsreader Display" w:hAnsi="Newsreader Display" w:cs="Newsreader Display"/>
       </w:rPr>
       <w:tblPr/>
       <w:tcPr>
@@ -6066,7 +6023,7 @@
     </w:tblPr>
     <w:tblStylePr w:type="firstRow">
       <w:rPr>
-        <w:rFonts w:asciiTheme="majorHAnsi" w:eastAsiaTheme="majorEastAsia" w:hAnsiTheme="majorHAnsi" w:cstheme="majorBidi"/>
+        <w:rFonts w:ascii="Newsreader Display" w:hAnsi="Newsreader Display" w:cs="Newsreader Display"/>
       </w:rPr>
       <w:tblPr/>
       <w:tcPr>
@@ -6150,7 +6107,7 @@
     </w:tblPr>
     <w:tblStylePr w:type="firstRow">
       <w:rPr>
-        <w:rFonts w:asciiTheme="majorHAnsi" w:eastAsiaTheme="majorEastAsia" w:hAnsiTheme="majorHAnsi" w:cstheme="majorBidi"/>
+        <w:rFonts w:ascii="Newsreader Display" w:hAnsi="Newsreader Display" w:cs="Newsreader Display"/>
       </w:rPr>
       <w:tblPr/>
       <w:tcPr>
@@ -6234,7 +6191,7 @@
     </w:tblPr>
     <w:tblStylePr w:type="firstRow">
       <w:rPr>
-        <w:rFonts w:asciiTheme="majorHAnsi" w:eastAsiaTheme="majorEastAsia" w:hAnsiTheme="majorHAnsi" w:cstheme="majorBidi"/>
+        <w:rFonts w:ascii="Newsreader Display" w:hAnsi="Newsreader Display" w:cs="Newsreader Display"/>
       </w:rPr>
       <w:tblPr/>
       <w:tcPr>
@@ -6318,7 +6275,7 @@
     </w:tblPr>
     <w:tblStylePr w:type="firstRow">
       <w:rPr>
-        <w:rFonts w:asciiTheme="majorHAnsi" w:eastAsiaTheme="majorEastAsia" w:hAnsiTheme="majorHAnsi" w:cstheme="majorBidi"/>
+        <w:rFonts w:ascii="Newsreader Display" w:hAnsi="Newsreader Display" w:cs="Newsreader Display"/>
       </w:rPr>
       <w:tblPr/>
       <w:tcPr>
@@ -6383,7 +6340,7 @@
       <w:spacing w:after="0" w:line="240" w:lineRule="auto"/>
     </w:pPr>
     <w:rPr>
-      <w:rFonts w:asciiTheme="majorHAnsi" w:eastAsiaTheme="majorEastAsia" w:hAnsiTheme="majorHAnsi" w:cstheme="majorBidi"/>
+      <w:rFonts w:ascii="Newsreader Display" w:hAnsi="Newsreader Display" w:cs="Newsreader Display"/>
       <w:color w:val="000000" w:themeColor="text1"/>
     </w:rPr>
     <w:tblPr>
@@ -6511,7 +6468,7 @@
       <w:spacing w:after="0" w:line="240" w:lineRule="auto"/>
     </w:pPr>
     <w:rPr>
-      <w:rFonts w:asciiTheme="majorHAnsi" w:eastAsiaTheme="majorEastAsia" w:hAnsiTheme="majorHAnsi" w:cstheme="majorBidi"/>
+      <w:rFonts w:ascii="Newsreader Display" w:hAnsi="Newsreader Display" w:cs="Newsreader Display"/>
       <w:color w:val="000000" w:themeColor="text1"/>
     </w:rPr>
     <w:tblPr>
@@ -6639,7 +6596,7 @@
       <w:spacing w:after="0" w:line="240" w:lineRule="auto"/>
     </w:pPr>
     <w:rPr>
-      <w:rFonts w:asciiTheme="majorHAnsi" w:eastAsiaTheme="majorEastAsia" w:hAnsiTheme="majorHAnsi" w:cstheme="majorBidi"/>
+      <w:rFonts w:ascii="Newsreader Display" w:hAnsi="Newsreader Display" w:cs="Newsreader Display"/>
       <w:color w:val="000000" w:themeColor="text1"/>
     </w:rPr>
     <w:tblPr>
@@ -6767,7 +6724,7 @@
       <w:spacing w:after="0" w:line="240" w:lineRule="auto"/>
     </w:pPr>
     <w:rPr>
-      <w:rFonts w:asciiTheme="majorHAnsi" w:eastAsiaTheme="majorEastAsia" w:hAnsiTheme="majorHAnsi" w:cstheme="majorBidi"/>
+      <w:rFonts w:ascii="Newsreader Display" w:hAnsi="Newsreader Display" w:cs="Newsreader Display"/>
       <w:color w:val="000000" w:themeColor="text1"/>
     </w:rPr>
     <w:tblPr>
@@ -6895,7 +6852,7 @@
       <w:spacing w:after="0" w:line="240" w:lineRule="auto"/>
     </w:pPr>
     <w:rPr>
-      <w:rFonts w:asciiTheme="majorHAnsi" w:eastAsiaTheme="majorEastAsia" w:hAnsiTheme="majorHAnsi" w:cstheme="majorBidi"/>
+      <w:rFonts w:ascii="Newsreader Display" w:hAnsi="Newsreader Display" w:cs="Newsreader Display"/>
       <w:color w:val="000000" w:themeColor="text1"/>
     </w:rPr>
     <w:tblPr>
@@ -7023,7 +6980,7 @@
       <w:spacing w:after="0" w:line="240" w:lineRule="auto"/>
     </w:pPr>
     <w:rPr>
-      <w:rFonts w:asciiTheme="majorHAnsi" w:eastAsiaTheme="majorEastAsia" w:hAnsiTheme="majorHAnsi" w:cstheme="majorBidi"/>
+      <w:rFonts w:ascii="Newsreader Display" w:hAnsi="Newsreader Display" w:cs="Newsreader Display"/>
       <w:color w:val="000000" w:themeColor="text1"/>
     </w:rPr>
     <w:tblPr>
@@ -7151,7 +7108,7 @@
       <w:spacing w:after="0" w:line="240" w:lineRule="auto"/>
     </w:pPr>
     <w:rPr>
-      <w:rFonts w:asciiTheme="majorHAnsi" w:eastAsiaTheme="majorEastAsia" w:hAnsiTheme="majorHAnsi" w:cstheme="majorBidi"/>
+      <w:rFonts w:ascii="Newsreader Display" w:hAnsi="Newsreader Display" w:cs="Newsreader Display"/>
       <w:color w:val="000000" w:themeColor="text1"/>
     </w:rPr>
     <w:tblPr>
@@ -7790,7 +7747,7 @@
       <w:spacing w:after="0" w:line="240" w:lineRule="auto"/>
     </w:pPr>
     <w:rPr>
-      <w:rFonts w:asciiTheme="majorHAnsi" w:eastAsiaTheme="majorEastAsia" w:hAnsiTheme="majorHAnsi" w:cstheme="majorBidi"/>
+      <w:rFonts w:ascii="Newsreader Display" w:hAnsi="Newsreader Display" w:cs="Newsreader Display"/>
       <w:color w:val="000000" w:themeColor="text1"/>
     </w:rPr>
     <w:tblPr>
@@ -7915,7 +7872,7 @@
       <w:spacing w:after="0" w:line="240" w:lineRule="auto"/>
     </w:pPr>
     <w:rPr>
-      <w:rFonts w:asciiTheme="majorHAnsi" w:eastAsiaTheme="majorEastAsia" w:hAnsiTheme="majorHAnsi" w:cstheme="majorBidi"/>
+      <w:rFonts w:ascii="Newsreader Display" w:hAnsi="Newsreader Display" w:cs="Newsreader Display"/>
       <w:color w:val="000000" w:themeColor="text1"/>
     </w:rPr>
     <w:tblPr>
@@ -8040,7 +7997,7 @@
       <w:spacing w:after="0" w:line="240" w:lineRule="auto"/>
     </w:pPr>
     <w:rPr>
-      <w:rFonts w:asciiTheme="majorHAnsi" w:eastAsiaTheme="majorEastAsia" w:hAnsiTheme="majorHAnsi" w:cstheme="majorBidi"/>
+      <w:rFonts w:ascii="Newsreader Display" w:hAnsi="Newsreader Display" w:cs="Newsreader Display"/>
       <w:color w:val="000000" w:themeColor="text1"/>
     </w:rPr>
     <w:tblPr>
@@ -8165,7 +8122,7 @@
       <w:spacing w:after="0" w:line="240" w:lineRule="auto"/>
     </w:pPr>
     <w:rPr>
-      <w:rFonts w:asciiTheme="majorHAnsi" w:eastAsiaTheme="majorEastAsia" w:hAnsiTheme="majorHAnsi" w:cstheme="majorBidi"/>
+      <w:rFonts w:ascii="Newsreader Display" w:hAnsi="Newsreader Display" w:cs="Newsreader Display"/>
       <w:color w:val="000000" w:themeColor="text1"/>
     </w:rPr>
     <w:tblPr>
@@ -8290,7 +8247,7 @@
       <w:spacing w:after="0" w:line="240" w:lineRule="auto"/>
     </w:pPr>
     <w:rPr>
-      <w:rFonts w:asciiTheme="majorHAnsi" w:eastAsiaTheme="majorEastAsia" w:hAnsiTheme="majorHAnsi" w:cstheme="majorBidi"/>
+      <w:rFonts w:ascii="Newsreader Display" w:hAnsi="Newsreader Display" w:cs="Newsreader Display"/>
       <w:color w:val="000000" w:themeColor="text1"/>
     </w:rPr>
     <w:tblPr>
@@ -8415,7 +8372,7 @@
       <w:spacing w:after="0" w:line="240" w:lineRule="auto"/>
     </w:pPr>
     <w:rPr>
-      <w:rFonts w:asciiTheme="majorHAnsi" w:eastAsiaTheme="majorEastAsia" w:hAnsiTheme="majorHAnsi" w:cstheme="majorBidi"/>
+      <w:rFonts w:ascii="Newsreader Display" w:hAnsi="Newsreader Display" w:cs="Newsreader Display"/>
       <w:color w:val="000000" w:themeColor="text1"/>
     </w:rPr>
     <w:tblPr>
@@ -8540,7 +8497,7 @@
       <w:spacing w:after="0" w:line="240" w:lineRule="auto"/>
     </w:pPr>
     <w:rPr>
-      <w:rFonts w:asciiTheme="majorHAnsi" w:eastAsiaTheme="majorEastAsia" w:hAnsiTheme="majorHAnsi" w:cstheme="majorBidi"/>
+      <w:rFonts w:ascii="Newsreader Display" w:hAnsi="Newsreader Display" w:cs="Newsreader Display"/>
       <w:color w:val="000000" w:themeColor="text1"/>
     </w:rPr>
     <w:tblPr>
@@ -12455,27 +12412,27 @@
       <w:spacing w:before="0" w:after="80" w:line="288" w:lineRule="auto"/>
     </w:pPr>
     <w:rPr>
-      <w:rFonts w:ascii="Inter" w:hAnsi="Inter" w:cs="Inter" w:eastAsia="Inter"/>
+      <w:rFonts w:ascii="Public Sans" w:hAnsi="Public Sans" w:cs="Public Sans" w:eastAsia="Public Sans"/>
       <w:b/>
       <w:i w:val="0"/>
       <w:caps/>
-      <w:color w:val="9A6510"/>
-      <w:sz w:val="16"/>
-      <w:spacing w:val="32"/>
+      <w:color w:val="8A5A0C"/>
+      <w:sz w:val="15"/>
+      <w:spacing w:val="12"/>
     </w:rPr>
   </w:style>
   <w:style w:type="paragraph" w:customStyle="1" w:styleId="Lead">
     <w:name w:val="Lead"/>
     <w:basedOn w:val="Normal"/>
     <w:pPr>
-      <w:spacing w:before="0" w:after="200" w:line="336" w:lineRule="auto"/>
+      <w:spacing w:before="0" w:after="240" w:line="331" w:lineRule="auto"/>
     </w:pPr>
     <w:rPr>
-      <w:rFonts w:ascii="Source Serif 4" w:hAnsi="Source Serif 4" w:cs="Source Serif 4" w:eastAsia="Source Serif 4"/>
+      <w:rFonts w:ascii="Newsreader Text" w:hAnsi="Newsreader Text" w:cs="Newsreader Text" w:eastAsia="Newsreader Text"/>
       <w:b w:val="0"/>
       <w:i w:val="0"/>
       <w:color w:val="103428"/>
-      <w:sz w:val="25"/>
+      <w:sz w:val="26"/>
     </w:rPr>
   </w:style>
   <w:style w:type="paragraph" w:customStyle="1" w:styleId="Small">
@@ -12485,7 +12442,7 @@
       <w:spacing w:before="0" w:after="40" w:line="300" w:lineRule="auto"/>
     </w:pPr>
     <w:rPr>
-      <w:rFonts w:ascii="Inter" w:hAnsi="Inter" w:cs="Inter" w:eastAsia="Inter"/>
+      <w:rFonts w:ascii="Public Sans" w:hAnsi="Public Sans" w:cs="Public Sans" w:eastAsia="Public Sans"/>
       <w:b w:val="0"/>
       <w:i w:val="0"/>
       <w:color w:val="5F6662"/>
@@ -12499,7 +12456,7 @@
       <w:spacing w:before="20" w:after="20" w:line="276" w:lineRule="auto"/>
     </w:pPr>
     <w:rPr>
-      <w:rFonts w:ascii="Inter" w:hAnsi="Inter" w:cs="Inter" w:eastAsia="Inter"/>
+      <w:rFonts w:ascii="Public Sans" w:hAnsi="Public Sans" w:cs="Public Sans" w:eastAsia="Public Sans"/>
       <w:b w:val="0"/>
       <w:i w:val="0"/>
       <w:color w:val="1B201E"/>
@@ -12513,13 +12470,13 @@
       <w:spacing w:before="40" w:after="40" w:line="264" w:lineRule="auto"/>
     </w:pPr>
     <w:rPr>
-      <w:rFonts w:ascii="Inter" w:hAnsi="Inter" w:cs="Inter" w:eastAsia="Inter"/>
+      <w:rFonts w:ascii="Public Sans" w:hAnsi="Public Sans" w:cs="Public Sans" w:eastAsia="Public Sans"/>
       <w:b/>
       <w:i w:val="0"/>
       <w:caps/>
       <w:color w:val="103428"/>
-      <w:sz w:val="16"/>
-      <w:spacing w:val="12"/>
+      <w:sz w:val="15"/>
+      <w:spacing w:val="10"/>
     </w:rPr>
   </w:style>
 </w:styles>
